--- a/templates/bda.docx
+++ b/templates/bda.docx
@@ -17,7 +17,7 @@
         <mc:AlternateContent>
           <mc:Choice Requires="wpg">
             <w:drawing>
-              <wp:anchor distT="0" distB="0" distL="0" distR="0" simplePos="0" relativeHeight="487495680" behindDoc="1" locked="0" layoutInCell="1" allowOverlap="1" wp14:anchorId="0417DEE3" wp14:editId="1E84A872">
+              <wp:anchor distT="0" distB="0" distL="0" distR="0" simplePos="0" relativeHeight="251659776" behindDoc="1" locked="0" layoutInCell="1" allowOverlap="1" wp14:anchorId="0417DEE3" wp14:editId="1E84A872">
                 <wp:simplePos x="0" y="0"/>
                 <wp:positionH relativeFrom="page">
                   <wp:posOffset>609600</wp:posOffset>
@@ -142,7 +142,7 @@
           </mc:Choice>
           <mc:Fallback>
             <w:pict>
-              <v:group w14:anchorId="06E6273D" id="Group 1" o:spid="_x0000_s1026" style="position:absolute;margin-left:48pt;margin-top:20.15pt;width:520.8pt;height:821.55pt;z-index:-15820800;mso-wrap-distance-left:0;mso-wrap-distance-right:0;mso-position-horizontal-relative:page;mso-position-vertical-relative:page" coordsize="66141,104336" o:gfxdata="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">
+              <v:group w14:anchorId="180BA841" id="Group 1" o:spid="_x0000_s1026" style="position:absolute;margin-left:48pt;margin-top:20.15pt;width:520.8pt;height:821.55pt;z-index:-251656704;mso-wrap-distance-left:0;mso-wrap-distance-right:0;mso-position-horizontal-relative:page;mso-position-vertical-relative:page" coordsize="66141,104336" o:gfxdata="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">
                 <v:shapetype id="_x0000_t75" coordsize="21600,21600" o:spt="75" o:preferrelative="t" path="m@4@5l@4@11@9@11@9@5xe" filled="f" stroked="f">
                   <v:stroke joinstyle="miter"/>
                   <v:formulas>
@@ -182,7 +182,7 @@
         <mc:AlternateContent>
           <mc:Choice Requires="wps">
             <w:drawing>
-              <wp:anchor distT="0" distB="0" distL="0" distR="0" simplePos="0" relativeHeight="487496192" behindDoc="1" locked="0" layoutInCell="1" allowOverlap="1" wp14:anchorId="62C88EC8" wp14:editId="431A6E1D">
+              <wp:anchor distT="0" distB="0" distL="0" distR="0" simplePos="0" relativeHeight="251660800" behindDoc="1" locked="0" layoutInCell="1" allowOverlap="1" wp14:anchorId="62C88EC8" wp14:editId="431A6E1D">
                 <wp:simplePos x="0" y="0"/>
                 <wp:positionH relativeFrom="page">
                   <wp:posOffset>901700</wp:posOffset>
@@ -292,7 +292,7 @@
           </mc:Choice>
           <mc:Fallback>
             <w:pict>
-              <v:shape w14:anchorId="34953335" id="Graphic 4" o:spid="_x0000_s1026" style="position:absolute;margin-left:71pt;margin-top:124pt;width:462.4pt;height:639.7pt;z-index:-15820288;visibility:visible;mso-wrap-style:square;mso-wrap-distance-left:0;mso-wrap-distance-top:0;mso-wrap-distance-right:0;mso-wrap-distance-bottom:0;mso-position-horizontal:absolute;mso-position-horizontal-relative:page;mso-position-vertical:absolute;mso-position-vertical-relative:page;v-text-anchor:top" coordsize="5872480,8124190" o:gfxdata="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" path="m,8123821r5872099,l5872099,266,,266,,8123821xem,8123555r5872099,l5872099,,,,,8123555xem,8123555r5872099,l5872099,,,,,8123555xe" filled="f" strokecolor="white" strokeweight=".36042mm">
+              <v:shape w14:anchorId="7C2A846F" id="Graphic 4" o:spid="_x0000_s1026" style="position:absolute;margin-left:71pt;margin-top:124pt;width:462.4pt;height:639.7pt;z-index:-251655680;visibility:visible;mso-wrap-style:square;mso-wrap-distance-left:0;mso-wrap-distance-top:0;mso-wrap-distance-right:0;mso-wrap-distance-bottom:0;mso-position-horizontal:absolute;mso-position-horizontal-relative:page;mso-position-vertical:absolute;mso-position-vertical-relative:page;v-text-anchor:top" coordsize="5872480,8124190" o:gfxdata="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" path="m,8123821r5872099,l5872099,266,,266,,8123821xem,8123555r5872099,l5872099,,,,,8123555xem,8123555r5872099,l5872099,,,,,8123555xe" filled="f" strokecolor="white" strokeweight=".36042mm">
                 <v:path arrowok="t"/>
                 <w10:wrap anchorx="page" anchory="page"/>
               </v:shape>
@@ -356,7 +356,6 @@
         <w:pStyle w:val="BodyText"/>
         <w:ind w:left="143"/>
       </w:pPr>
-      <w:proofErr w:type="gramStart"/>
       <w:r>
         <w:t>Date</w:t>
       </w:r>
@@ -369,7 +368,6 @@
       <w:r>
         <w:t>:</w:t>
       </w:r>
-      <w:proofErr w:type="gramEnd"/>
       <w:r>
         <w:rPr>
           <w:spacing w:val="-3"/>
@@ -380,7 +378,19 @@
         <w:rPr>
           <w:spacing w:val="-3"/>
         </w:rPr>
-        <w:t>{date}</w:t>
+        <w:t xml:space="preserve">{{ </w:t>
+      </w:r>
+      <w:r>
+        <w:rPr>
+          <w:spacing w:val="-3"/>
+        </w:rPr>
+        <w:t>date</w:t>
+      </w:r>
+      <w:r>
+        <w:rPr>
+          <w:spacing w:val="-3"/>
+        </w:rPr>
+        <w:t xml:space="preserve"> }}</w:t>
       </w:r>
     </w:p>
     <w:p>
@@ -414,13 +424,27 @@
           <w:spacing w:val="-2"/>
           <w:sz w:val="18"/>
         </w:rPr>
-        <w:t>{name}</w:t>
+        <w:t xml:space="preserve">{{ </w:t>
       </w:r>
       <w:r>
         <w:rPr>
           <w:spacing w:val="-2"/>
           <w:sz w:val="18"/>
         </w:rPr>
+        <w:t>name</w:t>
+      </w:r>
+      <w:r>
+        <w:rPr>
+          <w:spacing w:val="-2"/>
+          <w:sz w:val="18"/>
+        </w:rPr>
+        <w:t xml:space="preserve"> }}</w:t>
+      </w:r>
+      <w:r>
+        <w:rPr>
+          <w:spacing w:val="-2"/>
+          <w:sz w:val="18"/>
+        </w:rPr>
         <w:t>,</w:t>
       </w:r>
     </w:p>
@@ -429,7 +453,6 @@
         <w:pStyle w:val="BodyText"/>
         <w:ind w:left="165"/>
       </w:pPr>
-      <w:proofErr w:type="gramStart"/>
       <w:r>
         <w:t>Position</w:t>
       </w:r>
@@ -442,7 +465,6 @@
       <w:r>
         <w:t>:</w:t>
       </w:r>
-      <w:proofErr w:type="gramEnd"/>
       <w:r>
         <w:rPr>
           <w:spacing w:val="-8"/>
@@ -472,7 +494,7 @@
         <mc:AlternateContent>
           <mc:Choice Requires="wps">
             <w:drawing>
-              <wp:anchor distT="0" distB="0" distL="0" distR="0" simplePos="0" relativeHeight="251659264" behindDoc="1" locked="0" layoutInCell="1" allowOverlap="1" wp14:anchorId="67FF381B" wp14:editId="45186163">
+              <wp:anchor distT="0" distB="0" distL="0" distR="0" simplePos="0" relativeHeight="251658240" behindDoc="1" locked="0" layoutInCell="1" allowOverlap="1" wp14:anchorId="67FF381B" wp14:editId="45186163">
                 <wp:simplePos x="0" y="0"/>
                 <wp:positionH relativeFrom="page">
                   <wp:posOffset>5842000</wp:posOffset>
@@ -546,7 +568,7 @@
           </mc:Choice>
           <mc:Fallback>
             <w:pict>
-              <v:shape w14:anchorId="1F8AC09F" id="Graphic 5" o:spid="_x0000_s1026" style="position:absolute;margin-left:460pt;margin-top:5.5pt;width:41.4pt;height:41.4pt;z-index:-251657216;visibility:visible;mso-wrap-style:square;mso-wrap-distance-left:0;mso-wrap-distance-top:0;mso-wrap-distance-right:0;mso-wrap-distance-bottom:0;mso-position-horizontal:absolute;mso-position-horizontal-relative:page;mso-position-vertical:absolute;mso-position-vertical-relative:text;v-text-anchor:top" coordsize="525780,525780" o:gfxdata="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" path="m,525564r525564,l525564,,,,,525564xe" filled="f" strokecolor="white" strokeweight=".36042mm">
+              <v:shape w14:anchorId="6D747FA4" id="Graphic 5" o:spid="_x0000_s1026" style="position:absolute;margin-left:460pt;margin-top:5.5pt;width:41.4pt;height:41.4pt;z-index:-251658240;visibility:visible;mso-wrap-style:square;mso-wrap-distance-left:0;mso-wrap-distance-top:0;mso-wrap-distance-right:0;mso-wrap-distance-bottom:0;mso-position-horizontal:absolute;mso-position-horizontal-relative:page;mso-position-vertical:absolute;mso-position-vertical-relative:text;v-text-anchor:top" coordsize="525780,525780" o:gfxdata="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" path="m,525564r525564,l525564,,,,,525564xe" filled="f" strokecolor="white" strokeweight=".36042mm">
                 <v:path arrowok="t"/>
                 <w10:wrap anchorx="page"/>
               </v:shape>
@@ -563,7 +585,6 @@
         </w:rPr>
         <w:t xml:space="preserve"> </w:t>
       </w:r>
-      <w:proofErr w:type="gramStart"/>
       <w:r>
         <w:t>Salary</w:t>
       </w:r>
@@ -576,15 +597,14 @@
       <w:r>
         <w:t>:</w:t>
       </w:r>
-      <w:proofErr w:type="gramEnd"/>
-      <w:r>
-        <w:rPr>
-          <w:spacing w:val="-6"/>
-        </w:rPr>
-        <w:t xml:space="preserve"> </w:t>
-      </w:r>
-      <w:r>
-        <w:t>{</w:t>
+      <w:r>
+        <w:rPr>
+          <w:spacing w:val="-6"/>
+        </w:rPr>
+        <w:t xml:space="preserve"> </w:t>
+      </w:r>
+      <w:r>
+        <w:t xml:space="preserve">{{ </w:t>
       </w:r>
       <w:proofErr w:type="spellStart"/>
       <w:r>
@@ -595,7 +615,7 @@
       </w:r>
       <w:proofErr w:type="spellEnd"/>
       <w:r>
-        <w:t>}</w:t>
+        <w:t xml:space="preserve"> }}</w:t>
       </w:r>
       <w:r>
         <w:t xml:space="preserve"> </w:t>
@@ -646,7 +666,7 @@
         <w:t xml:space="preserve"> </w:t>
       </w:r>
       <w:r>
-        <w:t>{</w:t>
+        <w:t xml:space="preserve">{{ </w:t>
       </w:r>
       <w:proofErr w:type="spellStart"/>
       <w:r>
@@ -657,7 +677,7 @@
       </w:r>
       <w:proofErr w:type="spellEnd"/>
       <w:r>
-        <w:t>}</w:t>
+        <w:t xml:space="preserve"> }}</w:t>
       </w:r>
       <w:r>
         <w:t xml:space="preserve"> </w:t>
@@ -700,18 +720,10 @@
         <w:ind w:left="143" w:right="955"/>
       </w:pPr>
       <w:r>
-        <w:t xml:space="preserve">Start </w:t>
-      </w:r>
-      <w:proofErr w:type="gramStart"/>
-      <w:r>
-        <w:t>Date :</w:t>
-      </w:r>
-      <w:proofErr w:type="gramEnd"/>
-      <w:r>
-        <w:t xml:space="preserve"> </w:t>
-      </w:r>
-      <w:r>
-        <w:t>{</w:t>
+        <w:t xml:space="preserve">Start Date : </w:t>
+      </w:r>
+      <w:r>
+        <w:t xml:space="preserve">{{ </w:t>
       </w:r>
       <w:proofErr w:type="spellStart"/>
       <w:r>
@@ -719,7 +731,7 @@
       </w:r>
       <w:proofErr w:type="spellEnd"/>
       <w:r>
-        <w:t>}</w:t>
+        <w:t xml:space="preserve"> }}</w:t>
       </w:r>
     </w:p>
     <w:p>
@@ -728,7 +740,6 @@
         <w:spacing w:before="200"/>
         <w:ind w:left="184"/>
       </w:pPr>
-      <w:proofErr w:type="gramStart"/>
       <w:r>
         <w:t>Location</w:t>
       </w:r>
@@ -741,7 +752,6 @@
       <w:r>
         <w:t>:</w:t>
       </w:r>
-      <w:proofErr w:type="gramEnd"/>
       <w:r>
         <w:rPr>
           <w:spacing w:val="-5"/>
@@ -1061,7 +1071,7 @@
         <w:t xml:space="preserve">from your date of joining which shall be </w:t>
       </w:r>
       <w:r>
-        <w:t>{</w:t>
+        <w:t xml:space="preserve">{{ </w:t>
       </w:r>
       <w:proofErr w:type="spellStart"/>
       <w:r>
@@ -1069,7 +1079,7 @@
       </w:r>
       <w:proofErr w:type="spellEnd"/>
       <w:r>
-        <w:t>}</w:t>
+        <w:t xml:space="preserve"> }}</w:t>
       </w:r>
       <w:r>
         <w:t>.</w:t>
@@ -1168,7 +1178,7 @@
         <w:t xml:space="preserve"> </w:t>
       </w:r>
       <w:r>
-        <w:t>{</w:t>
+        <w:t xml:space="preserve">{{ </w:t>
       </w:r>
       <w:proofErr w:type="spellStart"/>
       <w:r>
@@ -1179,7 +1189,7 @@
       </w:r>
       <w:proofErr w:type="spellEnd"/>
       <w:r>
-        <w:t>}</w:t>
+        <w:t xml:space="preserve"> }}</w:t>
       </w:r>
       <w:r>
         <w:t xml:space="preserve"> </w:t>
@@ -1194,7 +1204,7 @@
         <w:t xml:space="preserve"> </w:t>
       </w:r>
       <w:r>
-        <w:t>{</w:t>
+        <w:t xml:space="preserve">{{ </w:t>
       </w:r>
       <w:proofErr w:type="spellStart"/>
       <w:r>
@@ -1205,7 +1215,7 @@
       </w:r>
       <w:proofErr w:type="spellEnd"/>
       <w:r>
-        <w:t>}</w:t>
+        <w:t xml:space="preserve"> }}</w:t>
       </w:r>
       <w:r>
         <w:t xml:space="preserve"> </w:t>
@@ -1403,7 +1413,7 @@
         <w:rPr>
           <w:sz w:val="20"/>
         </w:rPr>
-        <w:t>{</w:t>
+        <w:t xml:space="preserve">{{ </w:t>
       </w:r>
       <w:proofErr w:type="spellStart"/>
       <w:r>
@@ -1417,7 +1427,7 @@
         <w:rPr>
           <w:sz w:val="20"/>
         </w:rPr>
-        <w:t>}</w:t>
+        <w:t xml:space="preserve"> }}</w:t>
       </w:r>
       <w:r>
         <w:rPr>
@@ -1441,7 +1451,7 @@
         <w:ind w:left="405"/>
       </w:pPr>
       <w:r>
-        <w:t>{</w:t>
+        <w:t xml:space="preserve">{{ </w:t>
       </w:r>
       <w:proofErr w:type="spellStart"/>
       <w:r>
@@ -1452,7 +1462,7 @@
       </w:r>
       <w:proofErr w:type="spellEnd"/>
       <w:r>
-        <w:t>}</w:t>
+        <w:t xml:space="preserve"> }}</w:t>
       </w:r>
       <w:r>
         <w:t>,</w:t>
@@ -1503,7 +1513,7 @@
         <w:rPr>
           <w:spacing w:val="-2"/>
         </w:rPr>
-        <w:t>{</w:t>
+        <w:t xml:space="preserve">{{ </w:t>
       </w:r>
       <w:proofErr w:type="spellStart"/>
       <w:r>
@@ -1517,7 +1527,7 @@
         <w:rPr>
           <w:spacing w:val="-2"/>
         </w:rPr>
-        <w:t>}</w:t>
+        <w:t xml:space="preserve"> }}</w:t>
       </w:r>
       <w:r>
         <w:rPr>
@@ -1817,7 +1827,7 @@
         <w:t xml:space="preserve"> </w:t>
       </w:r>
       <w:r>
-        <w:t>{</w:t>
+        <w:t xml:space="preserve">{{ </w:t>
       </w:r>
       <w:proofErr w:type="spellStart"/>
       <w:r>
@@ -1825,7 +1835,7 @@
       </w:r>
       <w:proofErr w:type="spellEnd"/>
       <w:r>
-        <w:t>}</w:t>
+        <w:t xml:space="preserve"> }}</w:t>
       </w:r>
       <w:r>
         <w:t xml:space="preserve"> </w:t>
@@ -1840,7 +1850,7 @@
         <w:t xml:space="preserve"> </w:t>
       </w:r>
       <w:r>
-        <w:t>{</w:t>
+        <w:t xml:space="preserve">{{ </w:t>
       </w:r>
       <w:proofErr w:type="spellStart"/>
       <w:r>
@@ -1848,7 +1858,7 @@
       </w:r>
       <w:proofErr w:type="spellEnd"/>
       <w:r>
-        <w:t>}</w:t>
+        <w:t xml:space="preserve"> }}</w:t>
       </w:r>
       <w:r>
         <w:rPr>
@@ -1922,7 +1932,19 @@
         <w:rPr>
           <w:sz w:val="20"/>
         </w:rPr>
-        <w:t>{responsibilities}</w:t>
+        <w:t xml:space="preserve">{{ </w:t>
+      </w:r>
+      <w:r>
+        <w:rPr>
+          <w:sz w:val="20"/>
+        </w:rPr>
+        <w:t>responsibilities</w:t>
+      </w:r>
+      <w:r>
+        <w:rPr>
+          <w:sz w:val="20"/>
+        </w:rPr>
+        <w:t xml:space="preserve"> }}</w:t>
       </w:r>
     </w:p>
     <w:p>
@@ -2149,7 +2171,7 @@
         <mc:AlternateContent>
           <mc:Choice Requires="wpg">
             <w:drawing>
-              <wp:anchor distT="0" distB="0" distL="0" distR="0" simplePos="0" relativeHeight="251659264" behindDoc="1" locked="0" layoutInCell="1" allowOverlap="1" wp14:anchorId="535CFD4A" wp14:editId="316DD00F">
+              <wp:anchor distT="0" distB="0" distL="0" distR="0" simplePos="0" relativeHeight="251660288" behindDoc="1" locked="0" layoutInCell="1" allowOverlap="1" wp14:anchorId="535CFD4A" wp14:editId="316DD00F">
                 <wp:simplePos x="0" y="0"/>
                 <wp:positionH relativeFrom="page">
                   <wp:posOffset>609600</wp:posOffset>
@@ -2302,7 +2324,7 @@
           </mc:Choice>
           <mc:Fallback>
             <w:pict>
-              <v:group w14:anchorId="379AC4C7" id="Group 6" o:spid="_x0000_s1026" style="position:absolute;margin-left:48pt;margin-top:20.15pt;width:520.8pt;height:821.55pt;z-index:-251657216;mso-wrap-distance-left:0;mso-wrap-distance-right:0;mso-position-horizontal-relative:page;mso-position-vertical-relative:page" coordsize="66141,104336" o:gfxdata="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">
+              <v:group w14:anchorId="79346ADA" id="Group 6" o:spid="_x0000_s1026" style="position:absolute;margin-left:48pt;margin-top:20.15pt;width:520.8pt;height:821.55pt;z-index:-251656192;mso-wrap-distance-left:0;mso-wrap-distance-right:0;mso-position-horizontal-relative:page;mso-position-vertical-relative:page" coordsize="66141,104336" o:gfxdata="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">
                 <v:shape id="Image 7" o:spid="_x0000_s1027" type="#_x0000_t75" style="position:absolute;width:66141;height:104333;visibility:visible;mso-wrap-style:square" o:gfxdata="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">
                   <v:imagedata r:id="rId6" o:title=""/>
                 </v:shape>
@@ -2421,7 +2443,7 @@
         <mc:AlternateContent>
           <mc:Choice Requires="wps">
             <w:drawing>
-              <wp:anchor distT="0" distB="0" distL="0" distR="0" simplePos="0" relativeHeight="251657216" behindDoc="1" locked="0" layoutInCell="1" allowOverlap="1" wp14:anchorId="5CD3908F" wp14:editId="3B5DB83C">
+              <wp:anchor distT="0" distB="0" distL="0" distR="0" simplePos="0" relativeHeight="251656192" behindDoc="1" locked="0" layoutInCell="1" allowOverlap="1" wp14:anchorId="5CD3908F" wp14:editId="3B5DB83C">
                 <wp:simplePos x="0" y="0"/>
                 <wp:positionH relativeFrom="page">
                   <wp:posOffset>1016812</wp:posOffset>
@@ -3229,7 +3251,7 @@
                 <v:stroke joinstyle="miter"/>
                 <v:path gradientshapeok="t" o:connecttype="rect"/>
               </v:shapetype>
-              <v:shape id="Textbox 10" o:spid="_x0000_s1026" type="#_x0000_t202" style="position:absolute;left:0;text-align:left;margin-left:80.05pt;margin-top:13.2pt;width:398.4pt;height:501.3pt;z-index:-251659264;visibility:visible;mso-wrap-style:square;mso-wrap-distance-left:0;mso-wrap-distance-top:0;mso-wrap-distance-right:0;mso-wrap-distance-bottom:0;mso-position-horizontal:absolute;mso-position-horizontal-relative:page;mso-position-vertical:absolute;mso-position-vertical-relative:text;v-text-anchor:top" o:gfxdata="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" filled="f" stroked="f">
+              <v:shape id="Textbox 10" o:spid="_x0000_s1026" type="#_x0000_t202" style="position:absolute;left:0;text-align:left;margin-left:80.05pt;margin-top:13.2pt;width:398.4pt;height:501.3pt;z-index:-251660288;visibility:visible;mso-wrap-style:square;mso-wrap-distance-left:0;mso-wrap-distance-top:0;mso-wrap-distance-right:0;mso-wrap-distance-bottom:0;mso-position-horizontal:absolute;mso-position-horizontal-relative:page;mso-position-vertical:absolute;mso-position-vertical-relative:text;v-text-anchor:top" o:gfxdata="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" filled="f" stroked="f">
                 <v:textbox inset="0,0,0,0">
                   <w:txbxContent>
                     <w:p>
@@ -4812,11 +4834,9 @@
         </w:rPr>
         <w:t xml:space="preserve"> </w:t>
       </w:r>
-      <w:proofErr w:type="gramStart"/>
       <w:r>
         <w:t>You</w:t>
       </w:r>
-      <w:proofErr w:type="gramEnd"/>
       <w:r>
         <w:rPr>
           <w:spacing w:val="-7"/>
@@ -6752,7 +6772,7 @@
         <mc:AlternateContent>
           <mc:Choice Requires="wpg">
             <w:drawing>
-              <wp:anchor distT="0" distB="0" distL="0" distR="0" simplePos="0" relativeHeight="251661312" behindDoc="1" locked="0" layoutInCell="1" allowOverlap="1" wp14:anchorId="15719A0F" wp14:editId="422FF722">
+              <wp:anchor distT="0" distB="0" distL="0" distR="0" simplePos="0" relativeHeight="251662336" behindDoc="1" locked="0" layoutInCell="1" allowOverlap="1" wp14:anchorId="15719A0F" wp14:editId="422FF722">
                 <wp:simplePos x="0" y="0"/>
                 <wp:positionH relativeFrom="page">
                   <wp:posOffset>609600</wp:posOffset>
@@ -6905,7 +6925,7 @@
           </mc:Choice>
           <mc:Fallback>
             <w:pict>
-              <v:group w14:anchorId="21B2E0D5" id="Group 11" o:spid="_x0000_s1026" style="position:absolute;margin-left:48pt;margin-top:20.15pt;width:520.8pt;height:821.55pt;z-index:-251655168;mso-wrap-distance-left:0;mso-wrap-distance-right:0;mso-position-horizontal-relative:page;mso-position-vertical-relative:page" coordsize="66141,104336" o:gfxdata="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">
+              <v:group w14:anchorId="43C02A34" id="Group 11" o:spid="_x0000_s1026" style="position:absolute;margin-left:48pt;margin-top:20.15pt;width:520.8pt;height:821.55pt;z-index:-251654144;mso-wrap-distance-left:0;mso-wrap-distance-right:0;mso-position-horizontal-relative:page;mso-position-vertical-relative:page" coordsize="66141,104336" o:gfxdata="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">
                 <v:shape id="Image 12" o:spid="_x0000_s1027" type="#_x0000_t75" style="position:absolute;width:66141;height:104333;visibility:visible;mso-wrap-style:square" o:gfxdata="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">
                   <v:imagedata r:id="rId6" o:title=""/>
                 </v:shape>
@@ -7040,7 +7060,7 @@
         <w:t xml:space="preserve"> </w:t>
       </w:r>
       <w:r>
-        <w:t>{</w:t>
+        <w:t xml:space="preserve">{{ </w:t>
       </w:r>
       <w:proofErr w:type="spellStart"/>
       <w:r>
@@ -7048,7 +7068,7 @@
       </w:r>
       <w:proofErr w:type="spellEnd"/>
       <w:r>
-        <w:t>}</w:t>
+        <w:t xml:space="preserve"> }}</w:t>
       </w:r>
       <w:r>
         <w:t>. This</w:t>
@@ -7114,7 +7134,7 @@
         <w:t xml:space="preserve"> </w:t>
       </w:r>
       <w:r>
-        <w:t>{</w:t>
+        <w:t xml:space="preserve">{{ </w:t>
       </w:r>
       <w:proofErr w:type="spellStart"/>
       <w:r>
@@ -7122,7 +7142,7 @@
       </w:r>
       <w:proofErr w:type="spellEnd"/>
       <w:r>
-        <w:t>}</w:t>
+        <w:t xml:space="preserve"> }}</w:t>
       </w:r>
       <w:r>
         <w:rPr>
@@ -7131,7 +7151,7 @@
         <mc:AlternateContent>
           <mc:Choice Requires="wps">
             <w:drawing>
-              <wp:anchor distT="0" distB="0" distL="0" distR="0" simplePos="0" relativeHeight="251655168" behindDoc="1" locked="0" layoutInCell="1" allowOverlap="1" wp14:anchorId="4528AA58" wp14:editId="441BC763">
+              <wp:anchor distT="0" distB="0" distL="0" distR="0" simplePos="0" relativeHeight="251654144" behindDoc="1" locked="0" layoutInCell="1" allowOverlap="1" wp14:anchorId="4528AA58" wp14:editId="441BC763">
                 <wp:simplePos x="0" y="0"/>
                 <wp:positionH relativeFrom="page">
                   <wp:posOffset>1016812</wp:posOffset>
@@ -7297,7 +7317,7 @@
           </mc:Choice>
           <mc:Fallback>
             <w:pict>
-              <v:shape w14:anchorId="4528AA58" id="Textbox 15" o:spid="_x0000_s1027" type="#_x0000_t202" style="position:absolute;left:0;text-align:left;margin-left:80.05pt;margin-top:35.45pt;width:216.8pt;height:121.35pt;z-index:-251661312;visibility:visible;mso-wrap-style:square;mso-wrap-distance-left:0;mso-wrap-distance-top:0;mso-wrap-distance-right:0;mso-wrap-distance-bottom:0;mso-position-horizontal:absolute;mso-position-horizontal-relative:page;mso-position-vertical:absolute;mso-position-vertical-relative:text;v-text-anchor:top" o:gfxdata="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" filled="f" stroked="f">
+              <v:shape w14:anchorId="4528AA58" id="Textbox 15" o:spid="_x0000_s1027" type="#_x0000_t202" style="position:absolute;left:0;text-align:left;margin-left:80.05pt;margin-top:35.45pt;width:216.8pt;height:121.35pt;z-index:-251662336;visibility:visible;mso-wrap-style:square;mso-wrap-distance-left:0;mso-wrap-distance-top:0;mso-wrap-distance-right:0;mso-wrap-distance-bottom:0;mso-position-horizontal:absolute;mso-position-horizontal-relative:page;mso-position-vertical:absolute;mso-position-vertical-relative:text;v-text-anchor:top" o:gfxdata="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" filled="f" stroked="f">
                 <v:textbox inset="0,0,0,0">
                   <w:txbxContent>
                     <w:p>
@@ -7526,7 +7546,7 @@
         <w:t xml:space="preserve"> </w:t>
       </w:r>
       <w:r>
-        <w:t>{</w:t>
+        <w:t xml:space="preserve">{{ </w:t>
       </w:r>
       <w:proofErr w:type="spellStart"/>
       <w:r>
@@ -7534,7 +7554,7 @@
       </w:r>
       <w:proofErr w:type="spellEnd"/>
       <w:r>
-        <w:t>}</w:t>
+        <w:t xml:space="preserve"> }}</w:t>
       </w:r>
       <w:r>
         <w:rPr>
@@ -8620,7 +8640,6 @@
         </w:rPr>
         <w:t xml:space="preserve"> </w:t>
       </w:r>
-      <w:proofErr w:type="gramStart"/>
       <w:r>
         <w:rPr>
           <w:sz w:val="20"/>
@@ -8640,7 +8659,6 @@
         </w:rPr>
         <w:t>,</w:t>
       </w:r>
-      <w:proofErr w:type="gramEnd"/>
       <w:r>
         <w:rPr>
           <w:spacing w:val="-4"/>

--- a/templates/bda.docx
+++ b/templates/bda.docx
@@ -142,7 +142,7 @@
           </mc:Choice>
           <mc:Fallback>
             <w:pict>
-              <v:group w14:anchorId="180BA841" id="Group 1" o:spid="_x0000_s1026" style="position:absolute;margin-left:48pt;margin-top:20.15pt;width:520.8pt;height:821.55pt;z-index:-251656704;mso-wrap-distance-left:0;mso-wrap-distance-right:0;mso-position-horizontal-relative:page;mso-position-vertical-relative:page" coordsize="66141,104336" o:gfxdata="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">
+              <v:group w14:anchorId="4DD57B50" id="Group 1" o:spid="_x0000_s1026" style="position:absolute;margin-left:48pt;margin-top:20.15pt;width:520.8pt;height:821.55pt;z-index:-251656704;mso-wrap-distance-left:0;mso-wrap-distance-right:0;mso-position-horizontal-relative:page;mso-position-vertical-relative:page" coordsize="66141,104336" o:gfxdata="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">
                 <v:shapetype id="_x0000_t75" coordsize="21600,21600" o:spt="75" o:preferrelative="t" path="m@4@5l@4@11@9@11@9@5xe" filled="f" stroked="f">
                   <v:stroke joinstyle="miter"/>
                   <v:formulas>
@@ -292,7 +292,7 @@
           </mc:Choice>
           <mc:Fallback>
             <w:pict>
-              <v:shape w14:anchorId="7C2A846F" id="Graphic 4" o:spid="_x0000_s1026" style="position:absolute;margin-left:71pt;margin-top:124pt;width:462.4pt;height:639.7pt;z-index:-251655680;visibility:visible;mso-wrap-style:square;mso-wrap-distance-left:0;mso-wrap-distance-top:0;mso-wrap-distance-right:0;mso-wrap-distance-bottom:0;mso-position-horizontal:absolute;mso-position-horizontal-relative:page;mso-position-vertical:absolute;mso-position-vertical-relative:page;v-text-anchor:top" coordsize="5872480,8124190" o:gfxdata="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" path="m,8123821r5872099,l5872099,266,,266,,8123821xem,8123555r5872099,l5872099,,,,,8123555xem,8123555r5872099,l5872099,,,,,8123555xe" filled="f" strokecolor="white" strokeweight=".36042mm">
+              <v:shape w14:anchorId="1D7B509F" id="Graphic 4" o:spid="_x0000_s1026" style="position:absolute;margin-left:71pt;margin-top:124pt;width:462.4pt;height:639.7pt;z-index:-251655680;visibility:visible;mso-wrap-style:square;mso-wrap-distance-left:0;mso-wrap-distance-top:0;mso-wrap-distance-right:0;mso-wrap-distance-bottom:0;mso-position-horizontal:absolute;mso-position-horizontal-relative:page;mso-position-vertical:absolute;mso-position-vertical-relative:page;v-text-anchor:top" coordsize="5872480,8124190" o:gfxdata="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" path="m,8123821r5872099,l5872099,266,,266,,8123821xem,8123555r5872099,l5872099,,,,,8123555xem,8123555r5872099,l5872099,,,,,8123555xe" filled="f" strokecolor="white" strokeweight=".36042mm">
                 <v:path arrowok="t"/>
                 <w10:wrap anchorx="page" anchory="page"/>
               </v:shape>
@@ -568,7 +568,7 @@
           </mc:Choice>
           <mc:Fallback>
             <w:pict>
-              <v:shape w14:anchorId="6D747FA4" id="Graphic 5" o:spid="_x0000_s1026" style="position:absolute;margin-left:460pt;margin-top:5.5pt;width:41.4pt;height:41.4pt;z-index:-251658240;visibility:visible;mso-wrap-style:square;mso-wrap-distance-left:0;mso-wrap-distance-top:0;mso-wrap-distance-right:0;mso-wrap-distance-bottom:0;mso-position-horizontal:absolute;mso-position-horizontal-relative:page;mso-position-vertical:absolute;mso-position-vertical-relative:text;v-text-anchor:top" coordsize="525780,525780" o:gfxdata="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" path="m,525564r525564,l525564,,,,,525564xe" filled="f" strokecolor="white" strokeweight=".36042mm">
+              <v:shape w14:anchorId="4E8D14BE" id="Graphic 5" o:spid="_x0000_s1026" style="position:absolute;margin-left:460pt;margin-top:5.5pt;width:41.4pt;height:41.4pt;z-index:-251658240;visibility:visible;mso-wrap-style:square;mso-wrap-distance-left:0;mso-wrap-distance-top:0;mso-wrap-distance-right:0;mso-wrap-distance-bottom:0;mso-position-horizontal:absolute;mso-position-horizontal-relative:page;mso-position-vertical:absolute;mso-position-vertical-relative:text;v-text-anchor:top" coordsize="525780,525780" o:gfxdata="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" path="m,525564r525564,l525564,,,,,525564xe" filled="f" strokecolor="white" strokeweight=".36042mm">
                 <v:path arrowok="t"/>
                 <w10:wrap anchorx="page"/>
               </v:shape>
@@ -606,14 +606,12 @@
       <w:r>
         <w:t xml:space="preserve">{{ </w:t>
       </w:r>
-      <w:proofErr w:type="spellStart"/>
       <w:r>
         <w:t>annual_salary</w:t>
       </w:r>
       <w:r>
         <w:t>_pa</w:t>
       </w:r>
-      <w:proofErr w:type="spellEnd"/>
       <w:r>
         <w:t xml:space="preserve"> }}</w:t>
       </w:r>
@@ -668,14 +666,12 @@
       <w:r>
         <w:t xml:space="preserve">{{ </w:t>
       </w:r>
-      <w:proofErr w:type="spellStart"/>
       <w:r>
         <w:t>variable_pay</w:t>
       </w:r>
       <w:r>
         <w:t>_pa</w:t>
       </w:r>
-      <w:proofErr w:type="spellEnd"/>
       <w:r>
         <w:t xml:space="preserve"> }}</w:t>
       </w:r>
@@ -725,11 +721,9 @@
       <w:r>
         <w:t xml:space="preserve">{{ </w:t>
       </w:r>
-      <w:proofErr w:type="spellStart"/>
       <w:r>
         <w:t>joining_date</w:t>
       </w:r>
-      <w:proofErr w:type="spellEnd"/>
       <w:r>
         <w:t xml:space="preserve"> }}</w:t>
       </w:r>
@@ -880,24 +874,17 @@
         </w:rPr>
         <w:t xml:space="preserve"> </w:t>
       </w:r>
-      <w:proofErr w:type="spellStart"/>
       <w:r>
         <w:t>Instructo</w:t>
       </w:r>
-      <w:proofErr w:type="spellEnd"/>
-      <w:r>
-        <w:rPr>
-          <w:spacing w:val="-6"/>
-        </w:rPr>
-        <w:t xml:space="preserve"> </w:t>
-      </w:r>
-      <w:proofErr w:type="spellStart"/>
-      <w:r>
-        <w:t>Edutech</w:t>
-      </w:r>
-      <w:proofErr w:type="spellEnd"/>
-      <w:r>
-        <w:t>. Your skills, qualifications, and enthusiasm demonstrated during the interview process have</w:t>
+      <w:r>
+        <w:rPr>
+          <w:spacing w:val="-6"/>
+        </w:rPr>
+        <w:t xml:space="preserve"> </w:t>
+      </w:r>
+      <w:r>
+        <w:t>Edutech. Your skills, qualifications, and enthusiasm demonstrated during the interview process have</w:t>
       </w:r>
     </w:p>
     <w:p>
@@ -1073,11 +1060,9 @@
       <w:r>
         <w:t xml:space="preserve">{{ </w:t>
       </w:r>
-      <w:proofErr w:type="spellStart"/>
       <w:r>
         <w:t>joining_date</w:t>
       </w:r>
-      <w:proofErr w:type="spellEnd"/>
       <w:r>
         <w:t xml:space="preserve"> }}</w:t>
       </w:r>
@@ -1180,14 +1165,12 @@
       <w:r>
         <w:t xml:space="preserve">{{ </w:t>
       </w:r>
-      <w:proofErr w:type="spellStart"/>
       <w:r>
         <w:t>annual_salary</w:t>
       </w:r>
       <w:r>
         <w:t>_pa</w:t>
       </w:r>
-      <w:proofErr w:type="spellEnd"/>
       <w:r>
         <w:t xml:space="preserve"> }}</w:t>
       </w:r>
@@ -1206,14 +1189,12 @@
       <w:r>
         <w:t xml:space="preserve">{{ </w:t>
       </w:r>
-      <w:proofErr w:type="spellStart"/>
       <w:r>
         <w:t>variable_pay</w:t>
       </w:r>
       <w:r>
         <w:t>_pa</w:t>
       </w:r>
-      <w:proofErr w:type="spellEnd"/>
       <w:r>
         <w:t xml:space="preserve"> }}</w:t>
       </w:r>
@@ -1415,14 +1396,12 @@
         </w:rPr>
         <w:t xml:space="preserve">{{ </w:t>
       </w:r>
-      <w:proofErr w:type="spellStart"/>
       <w:r>
         <w:rPr>
           <w:sz w:val="20"/>
         </w:rPr>
         <w:t>onboarding_start</w:t>
       </w:r>
-      <w:proofErr w:type="spellEnd"/>
       <w:r>
         <w:rPr>
           <w:sz w:val="20"/>
@@ -1453,14 +1432,12 @@
       <w:r>
         <w:t xml:space="preserve">{{ </w:t>
       </w:r>
-      <w:proofErr w:type="spellStart"/>
       <w:r>
         <w:t>onboarding_</w:t>
       </w:r>
       <w:r>
         <w:t>end</w:t>
       </w:r>
-      <w:proofErr w:type="spellEnd"/>
       <w:r>
         <w:t xml:space="preserve"> }}</w:t>
       </w:r>
@@ -1515,14 +1492,12 @@
         </w:rPr>
         <w:t xml:space="preserve">{{ </w:t>
       </w:r>
-      <w:proofErr w:type="spellStart"/>
       <w:r>
         <w:rPr>
           <w:spacing w:val="-2"/>
         </w:rPr>
         <w:t>probation_start</w:t>
       </w:r>
-      <w:proofErr w:type="spellEnd"/>
       <w:r>
         <w:rPr>
           <w:spacing w:val="-2"/>
@@ -1829,11 +1804,9 @@
       <w:r>
         <w:t xml:space="preserve">{{ </w:t>
       </w:r>
-      <w:proofErr w:type="spellStart"/>
       <w:r>
         <w:t>renumeration_sal</w:t>
       </w:r>
-      <w:proofErr w:type="spellEnd"/>
       <w:r>
         <w:t xml:space="preserve"> }}</w:t>
       </w:r>
@@ -1852,11 +1825,9 @@
       <w:r>
         <w:t xml:space="preserve">{{ </w:t>
       </w:r>
-      <w:proofErr w:type="spellStart"/>
       <w:r>
         <w:t>renumeration_vp</w:t>
       </w:r>
-      <w:proofErr w:type="spellEnd"/>
       <w:r>
         <w:t xml:space="preserve"> }}</w:t>
       </w:r>
@@ -1914,16 +1885,12 @@
     <w:p>
       <w:pPr>
         <w:pStyle w:val="ListParagraph"/>
-        <w:numPr>
-          <w:ilvl w:val="0"/>
-          <w:numId w:val="2"/>
-        </w:numPr>
         <w:tabs>
           <w:tab w:val="left" w:pos="528"/>
           <w:tab w:val="left" w:pos="544"/>
         </w:tabs>
         <w:spacing w:before="133" w:line="208" w:lineRule="auto"/>
-        <w:ind w:right="1975" w:hanging="140"/>
+        <w:ind w:left="544" w:right="1975" w:firstLine="0"/>
         <w:rPr>
           <w:sz w:val="20"/>
         </w:rPr>
@@ -2324,7 +2291,7 @@
           </mc:Choice>
           <mc:Fallback>
             <w:pict>
-              <v:group w14:anchorId="79346ADA" id="Group 6" o:spid="_x0000_s1026" style="position:absolute;margin-left:48pt;margin-top:20.15pt;width:520.8pt;height:821.55pt;z-index:-251656192;mso-wrap-distance-left:0;mso-wrap-distance-right:0;mso-position-horizontal-relative:page;mso-position-vertical-relative:page" coordsize="66141,104336" o:gfxdata="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">
+              <v:group w14:anchorId="50402885" id="Group 6" o:spid="_x0000_s1026" style="position:absolute;margin-left:48pt;margin-top:20.15pt;width:520.8pt;height:821.55pt;z-index:-251656192;mso-wrap-distance-left:0;mso-wrap-distance-right:0;mso-position-horizontal-relative:page;mso-position-vertical-relative:page" coordsize="66141,104336" o:gfxdata="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">
                 <v:shape id="Image 7" o:spid="_x0000_s1027" type="#_x0000_t75" style="position:absolute;width:66141;height:104333;visibility:visible;mso-wrap-style:square" o:gfxdata="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">
                   <v:imagedata r:id="rId6" o:title=""/>
                 </v:shape>
@@ -2703,24 +2670,17 @@
                               </w:rPr>
                               <w:t xml:space="preserve"> </w:t>
                             </w:r>
-                            <w:proofErr w:type="spellStart"/>
                             <w:r>
                               <w:t>Instructo</w:t>
                             </w:r>
-                            <w:proofErr w:type="spellEnd"/>
                             <w:r>
                               <w:rPr>
                                 <w:spacing w:val="-4"/>
                               </w:rPr>
                               <w:t xml:space="preserve"> </w:t>
                             </w:r>
-                            <w:proofErr w:type="spellStart"/>
-                            <w:r>
-                              <w:t>Edutech</w:t>
-                            </w:r>
-                            <w:proofErr w:type="spellEnd"/>
-                            <w:r>
-                              <w:t>. This role starts from August 1, 2025, with a 2-month probation.</w:t>
+                            <w:r>
+                              <w:t>Edutech. This role starts from August 1, 2025, with a 2-month probation.</w:t>
                             </w:r>
                           </w:p>
                           <w:p>
@@ -3196,22 +3156,18 @@
                               <w:pStyle w:val="BodyText"/>
                               <w:spacing w:line="206" w:lineRule="exact"/>
                             </w:pPr>
-                            <w:proofErr w:type="spellStart"/>
                             <w:r>
                               <w:t>Instructo</w:t>
                             </w:r>
-                            <w:proofErr w:type="spellEnd"/>
                             <w:r>
                               <w:rPr>
                                 <w:spacing w:val="-9"/>
                               </w:rPr>
                               <w:t xml:space="preserve"> </w:t>
                             </w:r>
-                            <w:proofErr w:type="spellStart"/>
                             <w:r>
                               <w:t>Edutech</w:t>
                             </w:r>
-                            <w:proofErr w:type="spellEnd"/>
                             <w:r>
                               <w:rPr>
                                 <w:spacing w:val="-7"/>
@@ -3482,24 +3438,17 @@
                         </w:rPr>
                         <w:t xml:space="preserve"> </w:t>
                       </w:r>
-                      <w:proofErr w:type="spellStart"/>
                       <w:r>
                         <w:t>Instructo</w:t>
                       </w:r>
-                      <w:proofErr w:type="spellEnd"/>
                       <w:r>
                         <w:rPr>
                           <w:spacing w:val="-4"/>
                         </w:rPr>
                         <w:t xml:space="preserve"> </w:t>
                       </w:r>
-                      <w:proofErr w:type="spellStart"/>
-                      <w:r>
-                        <w:t>Edutech</w:t>
-                      </w:r>
-                      <w:proofErr w:type="spellEnd"/>
-                      <w:r>
-                        <w:t>. This role starts from August 1, 2025, with a 2-month probation.</w:t>
+                      <w:r>
+                        <w:t>Edutech. This role starts from August 1, 2025, with a 2-month probation.</w:t>
                       </w:r>
                     </w:p>
                     <w:p>
@@ -3975,22 +3924,18 @@
                         <w:pStyle w:val="BodyText"/>
                         <w:spacing w:line="206" w:lineRule="exact"/>
                       </w:pPr>
-                      <w:proofErr w:type="spellStart"/>
                       <w:r>
                         <w:t>Instructo</w:t>
                       </w:r>
-                      <w:proofErr w:type="spellEnd"/>
                       <w:r>
                         <w:rPr>
                           <w:spacing w:val="-9"/>
                         </w:rPr>
                         <w:t xml:space="preserve"> </w:t>
                       </w:r>
-                      <w:proofErr w:type="spellStart"/>
                       <w:r>
                         <w:t>Edutech</w:t>
                       </w:r>
-                      <w:proofErr w:type="spellEnd"/>
                       <w:r>
                         <w:rPr>
                           <w:spacing w:val="-7"/>
@@ -4604,21 +4549,8 @@
         <w:ind w:left="83" w:right="955"/>
       </w:pPr>
       <w:r>
-        <w:t xml:space="preserve">This Non-Disclosure Agreement (the "Agreement") is entered into between You and </w:t>
-      </w:r>
-      <w:proofErr w:type="spellStart"/>
-      <w:r>
-        <w:t>Instructo</w:t>
-      </w:r>
-      <w:proofErr w:type="spellEnd"/>
-      <w:r>
-        <w:t xml:space="preserve"> </w:t>
-      </w:r>
-      <w:proofErr w:type="spellStart"/>
-      <w:r>
-        <w:t>EduTech</w:t>
-      </w:r>
-      <w:proofErr w:type="spellEnd"/>
+        <w:t>This Non-Disclosure Agreement (the "Agreement") is entered into between You and Instructo EduTech</w:t>
+      </w:r>
       <w:r>
         <w:rPr>
           <w:spacing w:val="-6"/>
@@ -4809,24 +4741,17 @@
         </w:rPr>
         <w:t xml:space="preserve"> </w:t>
       </w:r>
-      <w:proofErr w:type="spellStart"/>
       <w:r>
         <w:t>Instructo</w:t>
       </w:r>
-      <w:proofErr w:type="spellEnd"/>
       <w:r>
         <w:rPr>
           <w:spacing w:val="-5"/>
         </w:rPr>
         <w:t xml:space="preserve"> </w:t>
       </w:r>
-      <w:proofErr w:type="spellStart"/>
-      <w:r>
-        <w:t>EduTech</w:t>
-      </w:r>
-      <w:proofErr w:type="spellEnd"/>
-      <w:r>
-        <w:t>,</w:t>
+      <w:r>
+        <w:t>EduTech,</w:t>
       </w:r>
       <w:r>
         <w:rPr>
@@ -5245,24 +5170,17 @@
         </w:rPr>
         <w:t xml:space="preserve"> </w:t>
       </w:r>
-      <w:proofErr w:type="spellStart"/>
       <w:r>
         <w:t>Instructo</w:t>
       </w:r>
-      <w:proofErr w:type="spellEnd"/>
       <w:r>
         <w:rPr>
           <w:spacing w:val="-5"/>
         </w:rPr>
         <w:t xml:space="preserve"> </w:t>
       </w:r>
-      <w:proofErr w:type="spellStart"/>
-      <w:r>
-        <w:t>EduTech</w:t>
-      </w:r>
-      <w:proofErr w:type="spellEnd"/>
-      <w:r>
-        <w:t xml:space="preserve"> unless expressly authorized in writing by the Company.</w:t>
+      <w:r>
+        <w:t>EduTech unless expressly authorized in writing by the Company.</w:t>
       </w:r>
     </w:p>
     <w:p>
@@ -5522,23 +5440,7 @@
         <w:t xml:space="preserve"> </w:t>
       </w:r>
       <w:r>
-        <w:t xml:space="preserve">even after the termination of Your employment with </w:t>
-      </w:r>
-      <w:proofErr w:type="spellStart"/>
-      <w:r>
-        <w:t>Instructo</w:t>
-      </w:r>
-      <w:proofErr w:type="spellEnd"/>
-      <w:r>
-        <w:t xml:space="preserve"> </w:t>
-      </w:r>
-      <w:proofErr w:type="spellStart"/>
-      <w:r>
-        <w:t>EduTech</w:t>
-      </w:r>
-      <w:proofErr w:type="spellEnd"/>
-      <w:r>
-        <w:t>.</w:t>
+        <w:t>even after the termination of Your employment with Instructo EduTech.</w:t>
       </w:r>
     </w:p>
     <w:p>
@@ -6925,7 +6827,7 @@
           </mc:Choice>
           <mc:Fallback>
             <w:pict>
-              <v:group w14:anchorId="43C02A34" id="Group 11" o:spid="_x0000_s1026" style="position:absolute;margin-left:48pt;margin-top:20.15pt;width:520.8pt;height:821.55pt;z-index:-251654144;mso-wrap-distance-left:0;mso-wrap-distance-right:0;mso-position-horizontal-relative:page;mso-position-vertical-relative:page" coordsize="66141,104336" o:gfxdata="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">
+              <v:group w14:anchorId="4510894A" id="Group 11" o:spid="_x0000_s1026" style="position:absolute;margin-left:48pt;margin-top:20.15pt;width:520.8pt;height:821.55pt;z-index:-251654144;mso-wrap-distance-left:0;mso-wrap-distance-right:0;mso-position-horizontal-relative:page;mso-position-vertical-relative:page" coordsize="66141,104336" o:gfxdata="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">
                 <v:shape id="Image 12" o:spid="_x0000_s1027" type="#_x0000_t75" style="position:absolute;width:66141;height:104333;visibility:visible;mso-wrap-style:square" o:gfxdata="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">
                   <v:imagedata r:id="rId6" o:title=""/>
                 </v:shape>
@@ -7062,11 +6964,9 @@
       <w:r>
         <w:t xml:space="preserve">{{ </w:t>
       </w:r>
-      <w:proofErr w:type="spellStart"/>
       <w:r>
         <w:t>onboarding_start</w:t>
       </w:r>
-      <w:proofErr w:type="spellEnd"/>
       <w:r>
         <w:t xml:space="preserve"> }}</w:t>
       </w:r>
@@ -7136,11 +7036,9 @@
       <w:r>
         <w:t xml:space="preserve">{{ </w:t>
       </w:r>
-      <w:proofErr w:type="spellStart"/>
       <w:r>
         <w:t>joining_date</w:t>
       </w:r>
-      <w:proofErr w:type="spellEnd"/>
       <w:r>
         <w:t xml:space="preserve"> }}</w:t>
       </w:r>
@@ -7548,11 +7446,9 @@
       <w:r>
         <w:t xml:space="preserve">{{ </w:t>
       </w:r>
-      <w:proofErr w:type="spellStart"/>
       <w:r>
         <w:t>joining_date</w:t>
       </w:r>
-      <w:proofErr w:type="spellEnd"/>
       <w:r>
         <w:t xml:space="preserve"> }}</w:t>
       </w:r>
@@ -7776,15 +7672,7 @@
         <w:t xml:space="preserve"> </w:t>
       </w:r>
       <w:r>
-        <w:t xml:space="preserve">significantly to </w:t>
-      </w:r>
-      <w:proofErr w:type="spellStart"/>
-      <w:r>
-        <w:t>Instructo's</w:t>
-      </w:r>
-      <w:proofErr w:type="spellEnd"/>
-      <w:r>
-        <w:t xml:space="preserve"> growth and success. We are excited to have you on board, and we look forward to your acceptance of this offer. To confirm your acceptance, please sign and return a copy of this letter,</w:t>
+        <w:t>significantly to Instructo's growth and success. We are excited to have you on board, and we look forward to your acceptance of this offer. To confirm your acceptance, please sign and return a copy of this letter,</w:t>
       </w:r>
     </w:p>
     <w:p>
@@ -8173,14 +8061,12 @@
         </w:rPr>
         <w:t xml:space="preserve"> </w:t>
       </w:r>
-      <w:proofErr w:type="spellStart"/>
       <w:r>
         <w:rPr>
           <w:sz w:val="20"/>
         </w:rPr>
         <w:t>coloured</w:t>
       </w:r>
-      <w:proofErr w:type="spellEnd"/>
       <w:r>
         <w:rPr>
           <w:spacing w:val="-5"/>

--- a/templates/bda.docx
+++ b/templates/bda.docx
@@ -142,7 +142,7 @@
           </mc:Choice>
           <mc:Fallback>
             <w:pict>
-              <v:group w14:anchorId="4DD57B50" id="Group 1" o:spid="_x0000_s1026" style="position:absolute;margin-left:48pt;margin-top:20.15pt;width:520.8pt;height:821.55pt;z-index:-251656704;mso-wrap-distance-left:0;mso-wrap-distance-right:0;mso-position-horizontal-relative:page;mso-position-vertical-relative:page" coordsize="66141,104336" o:gfxdata="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">
+              <v:group w14:anchorId="7F33B4BF" id="Group 1" o:spid="_x0000_s1026" style="position:absolute;margin-left:48pt;margin-top:20.15pt;width:520.8pt;height:821.55pt;z-index:-251656704;mso-wrap-distance-left:0;mso-wrap-distance-right:0;mso-position-horizontal-relative:page;mso-position-vertical-relative:page" coordsize="66141,104336" o:gfxdata="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